--- a/Project/Documentation/Project_Topic_Document.docx
+++ b/Project/Documentation/Project_Topic_Document.docx
@@ -1,6 +1,6 @@
 
 <file path=word/document.xml><?xml version="1.0" encoding="utf-8"?>
-<w:document xmlns:wpc="http://schemas.microsoft.com/office/word/2010/wordprocessingCanvas" xmlns:cx="http://schemas.microsoft.com/office/drawing/2014/chartex" xmlns:cx1="http://schemas.microsoft.com/office/drawing/2015/9/8/chartex" xmlns:cx2="http://schemas.microsoft.com/office/drawing/2015/10/21/chartex" xmlns:cx3="http://schemas.microsoft.com/office/drawing/2016/5/9/chartex" xmlns:cx4="http://schemas.microsoft.com/office/drawing/2016/5/10/chartex" xmlns:cx5="http://schemas.microsoft.com/office/drawing/2016/5/11/chartex" xmlns:cx6="http://schemas.microsoft.com/office/drawing/2016/5/12/chartex" xmlns:cx7="http://schemas.microsoft.com/office/drawing/2016/5/13/chartex" xmlns:cx8="http://schemas.microsoft.com/office/drawing/2016/5/14/chartex" xmlns:mc="http://schemas.openxmlformats.org/markup-compatibility/2006" xmlns:aink="http://schemas.microsoft.com/office/drawing/2016/ink" xmlns:am3d="http://schemas.microsoft.com/office/drawing/2017/model3d" xmlns:o="urn:schemas-microsoft-com:office:office" xmlns:oel="http://schemas.microsoft.com/office/2019/extlst" xmlns:r="http://schemas.openxmlformats.org/officeDocument/2006/relationships" xmlns:m="http://schemas.openxmlformats.org/officeDocument/2006/math" xmlns:v="urn:schemas-microsoft-com:vml" xmlns:wp14="http://schemas.microsoft.com/office/word/2010/wordprocessingDrawing" xmlns:wp="http://schemas.openxmlformats.org/drawingml/2006/wordprocessingDrawing" xmlns:w10="urn:schemas-microsoft-com:office:word" xmlns:w="http://schemas.openxmlformats.org/wordprocessingml/2006/main" xmlns:w14="http://schemas.microsoft.com/office/word/2010/wordml" xmlns:w15="http://schemas.microsoft.com/office/word/2012/wordml" xmlns:w16cei="http://schemas.microsoft.com/office/word/2026/wordml/cei" xmlns:w16cex="http://schemas.microsoft.com/office/word/2018/wordml/cex" xmlns:w16cid="http://schemas.microsoft.com/office/word/2016/wordml/cid" xmlns:w16="http://schemas.microsoft.com/office/word/2018/wordml" xmlns:w16du="http://schemas.microsoft.com/office/word/2023/wordml/word16du" xmlns:w16sdtdh="http://schemas.microsoft.com/office/word/2020/wordml/sdtdatahash" xmlns:w16sdtfl="http://schemas.microsoft.com/office/word/2024/wordml/sdtformatlock" xmlns:w16se="http://schemas.microsoft.com/office/word/2015/wordml/symex" xmlns:wpg="http://schemas.microsoft.com/office/word/2010/wordprocessingGroup" xmlns:wpi="http://schemas.microsoft.com/office/word/2010/wordprocessingInk" xmlns:wne="http://schemas.microsoft.com/office/word/2006/wordml" xmlns:wps="http://schemas.microsoft.com/office/word/2010/wordprocessingShape" mc:Ignorable="w14 w15 w16se w16cid w16 w16cex w16sdtdh w16sdtfl w16du wp14">
+<w:document xmlns:wpc="http://schemas.microsoft.com/office/word/2010/wordprocessingCanvas" xmlns:cx="http://schemas.microsoft.com/office/drawing/2014/chartex" xmlns:cx1="http://schemas.microsoft.com/office/drawing/2015/9/8/chartex" xmlns:cx2="http://schemas.microsoft.com/office/drawing/2015/10/21/chartex" xmlns:cx3="http://schemas.microsoft.com/office/drawing/2016/5/9/chartex" xmlns:cx4="http://schemas.microsoft.com/office/drawing/2016/5/10/chartex" xmlns:cx5="http://schemas.microsoft.com/office/drawing/2016/5/11/chartex" xmlns:cx6="http://schemas.microsoft.com/office/drawing/2016/5/12/chartex" xmlns:cx7="http://schemas.microsoft.com/office/drawing/2016/5/13/chartex" xmlns:cx8="http://schemas.microsoft.com/office/drawing/2016/5/14/chartex" xmlns:mc="http://schemas.openxmlformats.org/markup-compatibility/2006" xmlns:aink="http://schemas.microsoft.com/office/drawing/2016/ink" xmlns:am3d="http://schemas.microsoft.com/office/drawing/2017/model3d" xmlns:o="urn:schemas-microsoft-com:office:office" xmlns:oel="http://schemas.microsoft.com/office/2019/extlst" xmlns:r="http://schemas.openxmlformats.org/officeDocument/2006/relationships" xmlns:m="http://schemas.openxmlformats.org/officeDocument/2006/math" xmlns:v="urn:schemas-microsoft-com:vml" xmlns:wp14="http://schemas.microsoft.com/office/word/2010/wordprocessingDrawing" xmlns:wp="http://schemas.openxmlformats.org/drawingml/2006/wordprocessingDrawing" xmlns:w10="urn:schemas-microsoft-com:office:word" xmlns:w="http://schemas.openxmlformats.org/wordprocessingml/2006/main" xmlns:w14="http://schemas.microsoft.com/office/word/2010/wordml" xmlns:w15="http://schemas.microsoft.com/office/word/2012/wordml" xmlns:w16cex="http://schemas.microsoft.com/office/word/2018/wordml/cex" xmlns:w16cid="http://schemas.microsoft.com/office/word/2016/wordml/cid" xmlns:w16="http://schemas.microsoft.com/office/word/2018/wordml" xmlns:w16du="http://schemas.microsoft.com/office/word/2023/wordml/word16du" xmlns:w16sdtdh="http://schemas.microsoft.com/office/word/2020/wordml/sdtdatahash" xmlns:w16sdtfl="http://schemas.microsoft.com/office/word/2024/wordml/sdtformatlock" xmlns:w16se="http://schemas.microsoft.com/office/word/2015/wordml/symex" xmlns:wpg="http://schemas.microsoft.com/office/word/2010/wordprocessingGroup" xmlns:wpi="http://schemas.microsoft.com/office/word/2010/wordprocessingInk" xmlns:wne="http://schemas.microsoft.com/office/word/2006/wordml" xmlns:wps="http://schemas.microsoft.com/office/word/2010/wordprocessingShape" mc:Ignorable="w14 w15 w16se w16cid w16 w16cex w16sdtdh w16sdtfl w16du wp14">
   <w:body>
     <w:p>
       <w:pPr>
@@ -73,15 +73,7 @@
         <w:t xml:space="preserve"> </w:t>
       </w:r>
       <w:r>
-        <w:t xml:space="preserve">It can be </w:t>
-      </w:r>
-      <w:proofErr w:type="gramStart"/>
-      <w:r>
-        <w:t>anything really</w:t>
-      </w:r>
-      <w:proofErr w:type="gramEnd"/>
-      <w:r>
-        <w:t xml:space="preserve"> but something that would take some manipulation / calculations based on the input fields.  </w:t>
+        <w:t xml:space="preserve">It can be anything really but something that would take some manipulation / calculations based on the input fields.  </w:t>
       </w:r>
       <w:r>
         <w:t>You may make up some details to allow calculation</w:t>
@@ -377,7 +369,11 @@
           <w:tcPr>
             <w:tcW w:w="4826" w:type="dxa"/>
           </w:tcPr>
-          <w:p/>
+          <w:p>
+            <w:r>
+              <w:t xml:space="preserve">Unique Identifier </w:t>
+            </w:r>
+          </w:p>
         </w:tc>
       </w:tr>
       <w:tr>
@@ -386,11 +382,105 @@
             <w:tcW w:w="2335" w:type="dxa"/>
           </w:tcPr>
           <w:p>
-            <w:proofErr w:type="spellStart"/>
+            <w:r>
+              <w:t>groupNum</w:t>
+            </w:r>
+          </w:p>
+        </w:tc>
+        <w:tc>
+          <w:tcPr>
+            <w:tcW w:w="2189" w:type="dxa"/>
+          </w:tcPr>
+          <w:p>
+            <w:r>
+              <w:t>int</w:t>
+            </w:r>
+          </w:p>
+        </w:tc>
+        <w:tc>
+          <w:tcPr>
+            <w:tcW w:w="4826" w:type="dxa"/>
+          </w:tcPr>
+          <w:p>
+            <w:r>
+              <w:t>How many people are attending</w:t>
+            </w:r>
+          </w:p>
+        </w:tc>
+      </w:tr>
+      <w:tr>
+        <w:tc>
+          <w:tcPr>
+            <w:tcW w:w="2335" w:type="dxa"/>
+          </w:tcPr>
+          <w:p>
+            <w:r>
+              <w:t>isBirthday</w:t>
+            </w:r>
+          </w:p>
+        </w:tc>
+        <w:tc>
+          <w:tcPr>
+            <w:tcW w:w="2189" w:type="dxa"/>
+          </w:tcPr>
+          <w:p>
+            <w:r>
+              <w:t>bool</w:t>
+            </w:r>
+          </w:p>
+        </w:tc>
+        <w:tc>
+          <w:tcPr>
+            <w:tcW w:w="4826" w:type="dxa"/>
+          </w:tcPr>
+          <w:p>
+            <w:r>
+              <w:t>Is it someone’s birthday decoration and cake cost</w:t>
+            </w:r>
+          </w:p>
+        </w:tc>
+      </w:tr>
+      <w:tr>
+        <w:tc>
+          <w:tcPr>
+            <w:tcW w:w="2335" w:type="dxa"/>
+          </w:tcPr>
+          <w:p>
+            <w:r>
+              <w:t>equipmentNeeded</w:t>
+            </w:r>
+          </w:p>
+        </w:tc>
+        <w:tc>
+          <w:tcPr>
+            <w:tcW w:w="2189" w:type="dxa"/>
+          </w:tcPr>
+          <w:p>
+            <w:r>
+              <w:t>bool</w:t>
+            </w:r>
+          </w:p>
+        </w:tc>
+        <w:tc>
+          <w:tcPr>
+            <w:tcW w:w="4826" w:type="dxa"/>
+          </w:tcPr>
+          <w:p>
+            <w:r>
+              <w:t>Do they need equipment</w:t>
+            </w:r>
+          </w:p>
+        </w:tc>
+      </w:tr>
+      <w:tr>
+        <w:tc>
+          <w:tcPr>
+            <w:tcW w:w="2335" w:type="dxa"/>
+          </w:tcPr>
+          <w:p>
             <w:r>
               <w:t>roomType</w:t>
             </w:r>
-            <w:proofErr w:type="spellEnd"/>
           </w:p>
         </w:tc>
         <w:tc>
@@ -399,10 +489,7 @@
           </w:tcPr>
           <w:p>
             <w:r>
-              <w:t>S</w:t>
-            </w:r>
-            <w:r>
-              <w:t>tring</w:t>
+              <w:t>String</w:t>
             </w:r>
           </w:p>
         </w:tc>
@@ -412,16 +499,13 @@
           </w:tcPr>
           <w:p>
             <w:r>
-              <w:t>Room types, party</w:t>
-            </w:r>
-            <w:r>
-              <w:t xml:space="preserve"> room</w:t>
-            </w:r>
-            <w:r>
-              <w:t xml:space="preserve">, gym, </w:t>
-            </w:r>
-            <w:r>
-              <w:t>small rec room</w:t>
+              <w:t xml:space="preserve">Room </w:t>
+            </w:r>
+            <w:r>
+              <w:t>type(party</w:t>
+            </w:r>
+            <w:r>
+              <w:t xml:space="preserve"> room, gym, small rec room)</w:t>
             </w:r>
           </w:p>
         </w:tc>
@@ -432,11 +516,9 @@
             <w:tcW w:w="2335" w:type="dxa"/>
           </w:tcPr>
           <w:p>
-            <w:proofErr w:type="spellStart"/>
-            <w:r>
-              <w:t>isRented</w:t>
-            </w:r>
-            <w:proofErr w:type="spellEnd"/>
+            <w:r>
+              <w:t>bookingDate</w:t>
+            </w:r>
           </w:p>
         </w:tc>
         <w:tc>
@@ -445,10 +527,7 @@
           </w:tcPr>
           <w:p>
             <w:r>
-              <w:t>b</w:t>
-            </w:r>
-            <w:r>
-              <w:t>ool</w:t>
+              <w:t>String</w:t>
             </w:r>
           </w:p>
         </w:tc>
@@ -458,7 +537,7 @@
           </w:tcPr>
           <w:p>
             <w:r>
-              <w:t>Do they need equipment</w:t>
+              <w:t>Date of the booking (yyyy-mm-dd)</w:t>
             </w:r>
           </w:p>
         </w:tc>
@@ -469,11 +548,73 @@
             <w:tcW w:w="2335" w:type="dxa"/>
           </w:tcPr>
           <w:p>
-            <w:proofErr w:type="spellStart"/>
+            <w:r>
+              <w:t>startTime</w:t>
+            </w:r>
+          </w:p>
+        </w:tc>
+        <w:tc>
+          <w:tcPr>
+            <w:tcW w:w="2189" w:type="dxa"/>
+          </w:tcPr>
+          <w:p>
+            <w:r>
+              <w:t>String</w:t>
+            </w:r>
+          </w:p>
+        </w:tc>
+        <w:tc>
+          <w:tcPr>
+            <w:tcW w:w="4826" w:type="dxa"/>
+          </w:tcPr>
+          <w:p>
+            <w:r>
+              <w:t>Booking start time</w:t>
+            </w:r>
+          </w:p>
+        </w:tc>
+      </w:tr>
+      <w:tr>
+        <w:tc>
+          <w:tcPr>
+            <w:tcW w:w="2335" w:type="dxa"/>
+          </w:tcPr>
+          <w:p>
+            <w:r>
+              <w:t>endTime</w:t>
+            </w:r>
+          </w:p>
+        </w:tc>
+        <w:tc>
+          <w:tcPr>
+            <w:tcW w:w="2189" w:type="dxa"/>
+          </w:tcPr>
+          <w:p>
+            <w:r>
+              <w:t>String</w:t>
+            </w:r>
+          </w:p>
+        </w:tc>
+        <w:tc>
+          <w:tcPr>
+            <w:tcW w:w="4826" w:type="dxa"/>
+          </w:tcPr>
+          <w:p>
+            <w:r>
+              <w:t>Booking end time</w:t>
+            </w:r>
+          </w:p>
+        </w:tc>
+      </w:tr>
+      <w:tr>
+        <w:tc>
+          <w:tcPr>
+            <w:tcW w:w="2335" w:type="dxa"/>
+          </w:tcPr>
+          <w:p>
             <w:r>
               <w:t>bookingName</w:t>
             </w:r>
-            <w:proofErr w:type="spellEnd"/>
           </w:p>
         </w:tc>
         <w:tc>
@@ -503,11 +644,9 @@
             <w:tcW w:w="2335" w:type="dxa"/>
           </w:tcPr>
           <w:p>
-            <w:proofErr w:type="spellStart"/>
-            <w:r>
-              <w:t>groupNum</w:t>
-            </w:r>
-            <w:proofErr w:type="spellEnd"/>
+            <w:r>
+              <w:t>phone</w:t>
+            </w:r>
           </w:p>
         </w:tc>
         <w:tc>
@@ -516,7 +655,7 @@
           </w:tcPr>
           <w:p>
             <w:r>
-              <w:t>int</w:t>
+              <w:t>String</w:t>
             </w:r>
           </w:p>
         </w:tc>
@@ -526,7 +665,7 @@
           </w:tcPr>
           <w:p>
             <w:r>
-              <w:t>How many people are attending</w:t>
+              <w:t>Phone number for the booking</w:t>
             </w:r>
           </w:p>
         </w:tc>
@@ -538,7 +677,7 @@
           </w:tcPr>
           <w:p>
             <w:r>
-              <w:t>birthday</w:t>
+              <w:t>email</w:t>
             </w:r>
           </w:p>
         </w:tc>
@@ -548,7 +687,7 @@
           </w:tcPr>
           <w:p>
             <w:r>
-              <w:t>bool</w:t>
+              <w:t>String</w:t>
             </w:r>
           </w:p>
         </w:tc>
@@ -558,7 +697,13 @@
           </w:tcPr>
           <w:p>
             <w:r>
-              <w:t>Is it someone’s birthday (cake cost)</w:t>
+              <w:t xml:space="preserve">Email </w:t>
+            </w:r>
+            <w:r>
+              <w:t xml:space="preserve">information </w:t>
+            </w:r>
+            <w:r>
+              <w:t>for the booking</w:t>
             </w:r>
           </w:p>
         </w:tc>
@@ -568,19 +713,31 @@
           <w:tcPr>
             <w:tcW w:w="2335" w:type="dxa"/>
           </w:tcPr>
-          <w:p/>
+          <w:p>
+            <w:r>
+              <w:t>basePrice</w:t>
+            </w:r>
+          </w:p>
         </w:tc>
         <w:tc>
           <w:tcPr>
             <w:tcW w:w="2189" w:type="dxa"/>
           </w:tcPr>
-          <w:p/>
+          <w:p>
+            <w:r>
+              <w:t>double</w:t>
+            </w:r>
+          </w:p>
         </w:tc>
         <w:tc>
           <w:tcPr>
             <w:tcW w:w="4826" w:type="dxa"/>
           </w:tcPr>
-          <w:p/>
+          <w:p>
+            <w:r>
+              <w:t>Cost of the room</w:t>
+            </w:r>
+          </w:p>
         </w:tc>
       </w:tr>
       <w:tr>
@@ -588,19 +745,34 @@
           <w:tcPr>
             <w:tcW w:w="2335" w:type="dxa"/>
           </w:tcPr>
-          <w:p/>
+          <w:p>
+            <w:r>
+              <w:t>tax</w:t>
+            </w:r>
+          </w:p>
         </w:tc>
         <w:tc>
           <w:tcPr>
             <w:tcW w:w="2189" w:type="dxa"/>
           </w:tcPr>
-          <w:p/>
+          <w:p>
+            <w:r>
+              <w:t>double</w:t>
+            </w:r>
+          </w:p>
         </w:tc>
         <w:tc>
           <w:tcPr>
             <w:tcW w:w="4826" w:type="dxa"/>
           </w:tcPr>
-          <w:p/>
+          <w:p>
+            <w:r>
+              <w:t>Standard tax fee</w:t>
+            </w:r>
+            <w:r>
+              <w:t xml:space="preserve"> (15%)</w:t>
+            </w:r>
+          </w:p>
         </w:tc>
       </w:tr>
       <w:tr>
@@ -608,19 +780,63 @@
           <w:tcPr>
             <w:tcW w:w="2335" w:type="dxa"/>
           </w:tcPr>
-          <w:p/>
+          <w:p>
+            <w:r>
+              <w:t>totalPrice</w:t>
+            </w:r>
+          </w:p>
         </w:tc>
         <w:tc>
           <w:tcPr>
             <w:tcW w:w="2189" w:type="dxa"/>
           </w:tcPr>
-          <w:p/>
+          <w:p>
+            <w:r>
+              <w:t>double</w:t>
+            </w:r>
+          </w:p>
         </w:tc>
         <w:tc>
           <w:tcPr>
             <w:tcW w:w="4826" w:type="dxa"/>
           </w:tcPr>
-          <w:p/>
+          <w:p>
+            <w:r>
+              <w:t>The price for what has been booked</w:t>
+            </w:r>
+          </w:p>
+        </w:tc>
+      </w:tr>
+      <w:tr>
+        <w:tc>
+          <w:tcPr>
+            <w:tcW w:w="2335" w:type="dxa"/>
+          </w:tcPr>
+          <w:p>
+            <w:r>
+              <w:t>birthdayCost</w:t>
+            </w:r>
+          </w:p>
+        </w:tc>
+        <w:tc>
+          <w:tcPr>
+            <w:tcW w:w="2189" w:type="dxa"/>
+          </w:tcPr>
+          <w:p>
+            <w:r>
+              <w:t>double</w:t>
+            </w:r>
+          </w:p>
+        </w:tc>
+        <w:tc>
+          <w:tcPr>
+            <w:tcW w:w="4826" w:type="dxa"/>
+          </w:tcPr>
+          <w:p>
+            <w:r>
+              <w:t>Birthday cost</w:t>
+            </w:r>
+          </w:p>
         </w:tc>
       </w:tr>
     </w:tbl>
@@ -667,23 +883,7 @@
     </w:p>
     <w:p>
       <w:r>
-        <w:t xml:space="preserve">Once the document is completed, move the </w:t>
-      </w:r>
-      <w:proofErr w:type="gramStart"/>
-      <w:r>
-        <w:t>details</w:t>
-      </w:r>
-      <w:proofErr w:type="gramEnd"/>
-      <w:r>
-        <w:t xml:space="preserve"> a repository that you create.  The developer creates the repository for the topic that they will be coding.  Add the other two project group members to the </w:t>
-      </w:r>
-      <w:proofErr w:type="gramStart"/>
-      <w:r>
-        <w:t>repository(</w:t>
-      </w:r>
-      <w:proofErr w:type="gramEnd"/>
-      <w:r>
-        <w:t xml:space="preserve">or make public).  Add this document to the repository (Commit/Push).  </w:t>
+        <w:t xml:space="preserve">Once the document is completed, move the details a repository that you create.  The developer creates the repository for the topic that they will be coding.  Add the other two project group members to the repository(or make public).  Add this document to the repository (Commit/Push).  </w:t>
       </w:r>
       <w:r>
         <w:t>The description is to be added to the readme file of the repository.</w:t>

--- a/Project/Documentation/Project_Topic_Document.docx
+++ b/Project/Documentation/Project_Topic_Document.docx
@@ -73,7 +73,15 @@
         <w:t xml:space="preserve"> </w:t>
       </w:r>
       <w:r>
-        <w:t xml:space="preserve">It can be anything really but something that would take some manipulation / calculations based on the input fields.  </w:t>
+        <w:t xml:space="preserve">It can be </w:t>
+      </w:r>
+      <w:proofErr w:type="gramStart"/>
+      <w:r>
+        <w:t>anything really</w:t>
+      </w:r>
+      <w:proofErr w:type="gramEnd"/>
+      <w:r>
+        <w:t xml:space="preserve"> but something that would take some manipulation / calculations based on the input fields.  </w:t>
       </w:r>
       <w:r>
         <w:t>You may make up some details to allow calculation</w:t>
@@ -252,16 +260,31 @@
           <w:tcPr>
             <w:tcW w:w="4945" w:type="dxa"/>
           </w:tcPr>
-          <w:p/>
-          <w:p>
-            <w:r>
-              <w:t>Cyan</w:t>
+          <w:p>
+            <w:r>
+              <w:t>Steel Blue</w:t>
+            </w:r>
+          </w:p>
+          <w:p>
+            <w:r>
+              <w:t>(</w:t>
+            </w:r>
+            <w:r>
+              <w:t>#4682B4</w:t>
+            </w:r>
+            <w:r>
+              <w:t>)</w:t>
             </w:r>
           </w:p>
         </w:tc>
       </w:tr>
     </w:tbl>
     <w:p/>
+    <w:p>
+      <w:pPr>
+        <w:pStyle w:val="Heading1"/>
+      </w:pPr>
+    </w:p>
     <w:p>
       <w:pPr>
         <w:pStyle w:val="Heading1"/>
@@ -284,8 +307,25 @@
           <w:tcPr>
             <w:tcW w:w="9350" w:type="dxa"/>
           </w:tcPr>
-          <w:p/>
-          <w:p/>
+          <w:p>
+            <w:r>
+              <w:t xml:space="preserve">This web application will allow a user to book a room at a recreational facility and keep track of booking details. It </w:t>
+            </w:r>
+            <w:r>
+              <w:t>allows</w:t>
+            </w:r>
+            <w:r>
+              <w:t xml:space="preserve"> the user to enter information like room type, date, time, and number of people after selecting a room. A booking may also include </w:t>
+            </w:r>
+            <w:proofErr w:type="gramStart"/>
+            <w:r>
+              <w:t>equipment rental</w:t>
+            </w:r>
+            <w:proofErr w:type="gramEnd"/>
+            <w:r>
+              <w:t xml:space="preserve"> or birthday party add-ons such as decorations and cake. The application will calculate the total cost and track the status of each booking based on the information entered.</w:t>
+            </w:r>
+          </w:p>
         </w:tc>
       </w:tr>
     </w:tbl>
@@ -294,7 +334,6 @@
         <w:pStyle w:val="Heading1"/>
       </w:pPr>
       <w:r>
-        <w:lastRenderedPageBreak/>
         <w:t>Fields</w:t>
       </w:r>
     </w:p>
@@ -382,9 +421,11 @@
             <w:tcW w:w="2335" w:type="dxa"/>
           </w:tcPr>
           <w:p>
+            <w:proofErr w:type="spellStart"/>
             <w:r>
               <w:t>groupNum</w:t>
             </w:r>
+            <w:proofErr w:type="spellEnd"/>
           </w:p>
         </w:tc>
         <w:tc>
@@ -414,9 +455,11 @@
             <w:tcW w:w="2335" w:type="dxa"/>
           </w:tcPr>
           <w:p>
+            <w:proofErr w:type="spellStart"/>
             <w:r>
               <w:t>isBirthday</w:t>
             </w:r>
+            <w:proofErr w:type="spellEnd"/>
           </w:p>
         </w:tc>
         <w:tc>
@@ -446,9 +489,11 @@
             <w:tcW w:w="2335" w:type="dxa"/>
           </w:tcPr>
           <w:p>
+            <w:proofErr w:type="spellStart"/>
             <w:r>
               <w:t>equipmentNeeded</w:t>
             </w:r>
+            <w:proofErr w:type="spellEnd"/>
           </w:p>
         </w:tc>
         <w:tc>
@@ -478,9 +523,11 @@
             <w:tcW w:w="2335" w:type="dxa"/>
           </w:tcPr>
           <w:p>
+            <w:proofErr w:type="spellStart"/>
             <w:r>
               <w:t>roomType</w:t>
             </w:r>
+            <w:proofErr w:type="spellEnd"/>
           </w:p>
         </w:tc>
         <w:tc>
@@ -501,8 +548,13 @@
             <w:r>
               <w:t xml:space="preserve">Room </w:t>
             </w:r>
-            <w:r>
-              <w:t>type(party</w:t>
+            <w:proofErr w:type="gramStart"/>
+            <w:r>
+              <w:t>type(</w:t>
+            </w:r>
+            <w:proofErr w:type="gramEnd"/>
+            <w:r>
+              <w:t>party</w:t>
             </w:r>
             <w:r>
               <w:t xml:space="preserve"> room, gym, small rec room)</w:t>
@@ -516,9 +568,11 @@
             <w:tcW w:w="2335" w:type="dxa"/>
           </w:tcPr>
           <w:p>
+            <w:proofErr w:type="spellStart"/>
             <w:r>
               <w:t>bookingDate</w:t>
             </w:r>
+            <w:proofErr w:type="spellEnd"/>
           </w:p>
         </w:tc>
         <w:tc>
@@ -537,7 +591,15 @@
           </w:tcPr>
           <w:p>
             <w:r>
-              <w:t>Date of the booking (yyyy-mm-dd)</w:t>
+              <w:t>Date of the booking (</w:t>
+            </w:r>
+            <w:proofErr w:type="spellStart"/>
+            <w:r>
+              <w:t>yyyy</w:t>
+            </w:r>
+            <w:proofErr w:type="spellEnd"/>
+            <w:r>
+              <w:t>-mm-dd)</w:t>
             </w:r>
           </w:p>
         </w:tc>
@@ -548,9 +610,11 @@
             <w:tcW w:w="2335" w:type="dxa"/>
           </w:tcPr>
           <w:p>
+            <w:proofErr w:type="spellStart"/>
             <w:r>
               <w:t>startTime</w:t>
             </w:r>
+            <w:proofErr w:type="spellEnd"/>
           </w:p>
         </w:tc>
         <w:tc>
@@ -580,9 +644,11 @@
             <w:tcW w:w="2335" w:type="dxa"/>
           </w:tcPr>
           <w:p>
+            <w:proofErr w:type="spellStart"/>
             <w:r>
               <w:t>endTime</w:t>
             </w:r>
+            <w:proofErr w:type="spellEnd"/>
           </w:p>
         </w:tc>
         <w:tc>
@@ -612,9 +678,11 @@
             <w:tcW w:w="2335" w:type="dxa"/>
           </w:tcPr>
           <w:p>
+            <w:proofErr w:type="spellStart"/>
             <w:r>
               <w:t>bookingName</w:t>
             </w:r>
+            <w:proofErr w:type="spellEnd"/>
           </w:p>
         </w:tc>
         <w:tc>
@@ -714,9 +782,11 @@
             <w:tcW w:w="2335" w:type="dxa"/>
           </w:tcPr>
           <w:p>
+            <w:proofErr w:type="spellStart"/>
             <w:r>
               <w:t>basePrice</w:t>
             </w:r>
+            <w:proofErr w:type="spellEnd"/>
           </w:p>
         </w:tc>
         <w:tc>
@@ -781,9 +851,11 @@
             <w:tcW w:w="2335" w:type="dxa"/>
           </w:tcPr>
           <w:p>
+            <w:proofErr w:type="spellStart"/>
             <w:r>
               <w:t>totalPrice</w:t>
             </w:r>
+            <w:proofErr w:type="spellEnd"/>
           </w:p>
         </w:tc>
         <w:tc>
@@ -813,9 +885,11 @@
             <w:tcW w:w="2335" w:type="dxa"/>
           </w:tcPr>
           <w:p>
+            <w:proofErr w:type="spellStart"/>
             <w:r>
               <w:t>birthdayCost</w:t>
             </w:r>
+            <w:proofErr w:type="spellEnd"/>
           </w:p>
         </w:tc>
         <w:tc>
@@ -865,7 +939,15 @@
           <w:p/>
           <w:p>
             <w:r>
-              <w:t>Add details about how the fields are used to provide some type of calculation.</w:t>
+              <w:t xml:space="preserve">When a user enters a new booking, the application will calculate the total cost of the booking. The entry will be analyzed to check whether </w:t>
+            </w:r>
+            <w:proofErr w:type="gramStart"/>
+            <w:r>
+              <w:t>equipment rental</w:t>
+            </w:r>
+            <w:proofErr w:type="gramEnd"/>
+            <w:r>
+              <w:t xml:space="preserve"> is needed and whether the booking is marked as a birthday, and the corresponding costs will be added to the base room price. The final total cost will be added to the row of the database.</w:t>
             </w:r>
           </w:p>
           <w:p/>
@@ -878,12 +960,29 @@
         <w:pStyle w:val="Heading1"/>
       </w:pPr>
       <w:r>
+        <w:lastRenderedPageBreak/>
         <w:t>Repository</w:t>
       </w:r>
     </w:p>
     <w:p>
       <w:r>
-        <w:t xml:space="preserve">Once the document is completed, move the details a repository that you create.  The developer creates the repository for the topic that they will be coding.  Add the other two project group members to the repository(or make public).  Add this document to the repository (Commit/Push).  </w:t>
+        <w:t xml:space="preserve">Once the document is completed, move the </w:t>
+      </w:r>
+      <w:proofErr w:type="gramStart"/>
+      <w:r>
+        <w:t>details</w:t>
+      </w:r>
+      <w:proofErr w:type="gramEnd"/>
+      <w:r>
+        <w:t xml:space="preserve"> a repository that you create.  The developer creates the repository for the topic that they will be coding.  Add the other two project group members to the </w:t>
+      </w:r>
+      <w:proofErr w:type="gramStart"/>
+      <w:r>
+        <w:t>repository(</w:t>
+      </w:r>
+      <w:proofErr w:type="gramEnd"/>
+      <w:r>
+        <w:t xml:space="preserve">or make public).  Add this document to the repository (Commit/Push).  </w:t>
       </w:r>
       <w:r>
         <w:t>The description is to be added to the readme file of the repository.</w:t>
@@ -1502,7 +1601,6 @@
   <w:style w:type="character" w:default="1" w:styleId="DefaultParagraphFont">
     <w:name w:val="Default Paragraph Font"/>
     <w:uiPriority w:val="1"/>
-    <w:semiHidden/>
     <w:unhideWhenUsed/>
   </w:style>
   <w:style w:type="table" w:default="1" w:styleId="TableNormal">
